--- a/Infos/Pre-reunion.13.02.docx
+++ b/Infos/Pre-reunion.13.02.docx
@@ -4,51 +4,37 @@
   <w:body>
     <w:p>
       <w:r>
-        <w:t xml:space="preserve">Manquant ? Cellule -&gt; </w:t>
-      </w:r>
-      <w:proofErr w:type="spellStart"/>
-      <w:r>
-        <w:t>getZone</w:t>
-      </w:r>
-      <w:proofErr w:type="spellEnd"/>
-    </w:p>
-    <w:p>
-      <w:proofErr w:type="spellStart"/>
-      <w:r>
-        <w:t>Modif</w:t>
-      </w:r>
-      <w:proofErr w:type="spellEnd"/>
-      <w:r>
-        <w:t> : Grille -&gt; *Index utilisation avec :</w:t>
-      </w:r>
-    </w:p>
-    <w:p>
-      <w:pPr>
-        <w:pStyle w:val="Paragraphedeliste"/>
-        <w:numPr>
-          <w:ilvl w:val="0"/>
-          <w:numId w:val="1"/>
-        </w:numPr>
-      </w:pPr>
-      <w:proofErr w:type="spellStart"/>
+        <w:t>Manquant ? Cellule -&gt; getZone</w:t>
+      </w:r>
+    </w:p>
+    <w:p>
+      <w:r>
+        <w:t>Modif : Grille -&gt; *Index utilisation avec :</w:t>
+      </w:r>
+    </w:p>
+    <w:p>
+      <w:pPr>
+        <w:pStyle w:val="Paragraphedeliste"/>
+        <w:numPr>
+          <w:ilvl w:val="0"/>
+          <w:numId w:val="1"/>
+        </w:numPr>
+      </w:pPr>
       <w:r>
         <w:t>IndexOfZone</w:t>
       </w:r>
-      <w:proofErr w:type="spellEnd"/>
-    </w:p>
-    <w:p>
-      <w:pPr>
-        <w:pStyle w:val="Paragraphedeliste"/>
-        <w:numPr>
-          <w:ilvl w:val="0"/>
-          <w:numId w:val="1"/>
-        </w:numPr>
-      </w:pPr>
-      <w:proofErr w:type="spellStart"/>
+    </w:p>
+    <w:p>
+      <w:pPr>
+        <w:pStyle w:val="Paragraphedeliste"/>
+        <w:numPr>
+          <w:ilvl w:val="0"/>
+          <w:numId w:val="1"/>
+        </w:numPr>
+      </w:pPr>
       <w:r>
         <w:t>IndexOfCelluleInZone</w:t>
       </w:r>
-      <w:proofErr w:type="spellEnd"/>
     </w:p>
     <w:p>
       <w:pPr>
@@ -70,11 +56,9 @@
           <w:numId w:val="1"/>
         </w:numPr>
       </w:pPr>
-      <w:proofErr w:type="spellStart"/>
       <w:r>
         <w:t>IndexOfCellule</w:t>
       </w:r>
-      <w:proofErr w:type="spellEnd"/>
     </w:p>
     <w:p>
       <w:r>
@@ -89,11 +73,9 @@
           <w:numId w:val="1"/>
         </w:numPr>
       </w:pPr>
-      <w:proofErr w:type="spellStart"/>
       <w:r>
         <w:t>SolverBacktrackStats</w:t>
       </w:r>
-      <w:proofErr w:type="spellEnd"/>
     </w:p>
     <w:p/>
     <w:p>
@@ -109,53 +91,32 @@
           <w:numId w:val="1"/>
         </w:numPr>
       </w:pPr>
-      <w:proofErr w:type="spellStart"/>
-      <w:r>
-        <w:t>FileInteraction</w:t>
-      </w:r>
-      <w:proofErr w:type="spellEnd"/>
-      <w:r>
-        <w:t xml:space="preserve"> fonctionnel et testé</w:t>
-      </w:r>
-    </w:p>
-    <w:p>
-      <w:pPr>
-        <w:pStyle w:val="Paragraphedeliste"/>
-        <w:numPr>
-          <w:ilvl w:val="0"/>
-          <w:numId w:val="1"/>
-        </w:numPr>
-      </w:pPr>
-      <w:proofErr w:type="gramStart"/>
-      <w:r>
-        <w:t xml:space="preserve">Cellule </w:t>
-      </w:r>
-      <w:r>
-        <w:t>fonctionnel</w:t>
-      </w:r>
-      <w:proofErr w:type="gramEnd"/>
-      <w:r>
-        <w:t xml:space="preserve"> et testé</w:t>
-      </w:r>
-    </w:p>
-    <w:p>
-      <w:pPr>
-        <w:pStyle w:val="Paragraphedeliste"/>
-        <w:numPr>
-          <w:ilvl w:val="0"/>
-          <w:numId w:val="1"/>
-        </w:numPr>
-      </w:pPr>
-      <w:proofErr w:type="gramStart"/>
-      <w:r>
-        <w:t xml:space="preserve">Zone </w:t>
-      </w:r>
-      <w:r>
-        <w:t>fonctionnel</w:t>
-      </w:r>
-      <w:proofErr w:type="gramEnd"/>
-      <w:r>
-        <w:t xml:space="preserve"> et testé</w:t>
+      <w:r>
+        <w:t>FileInteraction fonctionnel et testé</w:t>
+      </w:r>
+    </w:p>
+    <w:p>
+      <w:pPr>
+        <w:pStyle w:val="Paragraphedeliste"/>
+        <w:numPr>
+          <w:ilvl w:val="0"/>
+          <w:numId w:val="1"/>
+        </w:numPr>
+      </w:pPr>
+      <w:r>
+        <w:t>Cellule fonctionnel et testé</w:t>
+      </w:r>
+    </w:p>
+    <w:p>
+      <w:pPr>
+        <w:pStyle w:val="Paragraphedeliste"/>
+        <w:numPr>
+          <w:ilvl w:val="0"/>
+          <w:numId w:val="1"/>
+        </w:numPr>
+      </w:pPr>
+      <w:r>
+        <w:t>Zone fonctionnel et testé</w:t>
       </w:r>
     </w:p>
     <w:p>
@@ -179,7 +140,13 @@
         </w:numPr>
       </w:pPr>
       <w:r>
-        <w:t>Interface &amp; Interface Web début implémentati</w:t>
+        <w:t xml:space="preserve">Interface &amp; Interface </w:t>
+      </w:r>
+      <w:r>
+        <w:t>Console</w:t>
+      </w:r>
+      <w:r>
+        <w:t xml:space="preserve"> début implémentati</w:t>
       </w:r>
       <w:r>
         <w:t>on mais retravail intégral nécessaire</w:t>
@@ -194,15 +161,7 @@
         </w:numPr>
       </w:pPr>
       <w:r>
-        <w:t xml:space="preserve">Solver &amp; </w:t>
-      </w:r>
-      <w:proofErr w:type="spellStart"/>
-      <w:r>
-        <w:t>SolverBacktrack</w:t>
-      </w:r>
-      <w:proofErr w:type="spellEnd"/>
-      <w:r>
-        <w:t xml:space="preserve"> implémenter non tester</w:t>
+        <w:t>Solver &amp; SolverBacktrack implémenter non tester</w:t>
       </w:r>
     </w:p>
     <w:p>
@@ -250,6 +209,42 @@
       <w:pPr>
         <w:pStyle w:val="Paragraphedeliste"/>
         <w:numPr>
+          <w:ilvl w:val="1"/>
+          <w:numId w:val="1"/>
+        </w:numPr>
+      </w:pPr>
+      <w:r>
+        <w:t>Backtack fonctionnelle</w:t>
+      </w:r>
+    </w:p>
+    <w:p>
+      <w:pPr>
+        <w:pStyle w:val="Paragraphedeliste"/>
+        <w:numPr>
+          <w:ilvl w:val="1"/>
+          <w:numId w:val="1"/>
+        </w:numPr>
+      </w:pPr>
+      <w:r>
+        <w:t>Parser fonctionnel</w:t>
+      </w:r>
+    </w:p>
+    <w:p>
+      <w:pPr>
+        <w:pStyle w:val="Paragraphedeliste"/>
+        <w:numPr>
+          <w:ilvl w:val="1"/>
+          <w:numId w:val="1"/>
+        </w:numPr>
+      </w:pPr>
+      <w:r>
+        <w:t>Interface fonctionnelle</w:t>
+      </w:r>
+    </w:p>
+    <w:p>
+      <w:pPr>
+        <w:pStyle w:val="Paragraphedeliste"/>
+        <w:numPr>
           <w:ilvl w:val="0"/>
           <w:numId w:val="1"/>
         </w:numPr>
@@ -268,6 +263,30 @@
       </w:pPr>
       <w:r>
         <w:t>Peut-être commencer le solver Human</w:t>
+      </w:r>
+      <w:r>
+        <w:t xml:space="preserve"> (</w:t>
+      </w:r>
+      <w:r>
+        <w:t>Au moins une fonction</w:t>
+      </w:r>
+      <w:r>
+        <w:t>, pour pouvoir essayer sur 1 fichier &amp; résoudre</w:t>
+      </w:r>
+      <w:r>
+        <w:t>)</w:t>
+      </w:r>
+    </w:p>
+    <w:p>
+      <w:pPr>
+        <w:pStyle w:val="Paragraphedeliste"/>
+        <w:numPr>
+          <w:ilvl w:val="0"/>
+          <w:numId w:val="1"/>
+        </w:numPr>
+      </w:pPr>
+      <w:r>
+        <w:t>Sudoku coach -&gt; Campagne</w:t>
       </w:r>
     </w:p>
     <w:sectPr>
@@ -297,7 +316,7 @@
         <w:rFonts w:ascii="Calibri" w:eastAsiaTheme="minorHAnsi" w:hAnsi="Calibri" w:cs="Calibri" w:hint="default"/>
       </w:rPr>
     </w:lvl>
-    <w:lvl w:ilvl="1" w:tplc="040C0003" w:tentative="1">
+    <w:lvl w:ilvl="1" w:tplc="040C0003">
       <w:start w:val="1"/>
       <w:numFmt w:val="bullet"/>
       <w:lvlText w:val="o"/>
